--- a/Script/4_Results.docx
+++ b/Script/4_Results.docx
@@ -7,7 +7,7 @@
         <w:pStyle w:val="Title"/>
       </w:pPr>
       <w:r>
-        <w:t xml:space="preserve">Untitled</w:t>
+        <w:t xml:space="preserve">Result of Manuscript</w:t>
       </w:r>
     </w:p>
     <w:bookmarkStart w:id="20" w:name="characteristics-of-study-participants"/>
@@ -32747,7 +32747,7 @@
         <w:rPr>
           <w:rStyle w:val="VerbatimChar"/>
         </w:rPr>
-        <w:t xml:space="preserve">Learn more about sjPlot with 'browseVignettes("sjPlot")'.</w:t>
+        <w:t xml:space="preserve">Install package "strengejacke" from GitHub (`devtools::install_github("strengejacke/strengejacke")`) to load all sj-packages at once!</w:t>
       </w:r>
     </w:p>
     <w:p>
